--- a/results/Table_S2_Wasting_Multilevel.docx
+++ b/results/Table_S2_Wasting_Multilevel.docx
@@ -6515,31 +6515,7 @@
             <w:vAlign w:val="center"/>
           </w:tcPr>
           <w:p>
-            <w:pPr>
-              <w:pBdr>
-                <w:top w:val="none" w:sz="0" w:space="0" w:color="000000"/>
-                <w:left w:val="none" w:sz="0" w:space="0" w:color="000000"/>
-                <w:bottom w:val="none" w:sz="0" w:space="0" w:color="000000"/>
-                <w:right w:val="none" w:sz="0" w:space="0" w:color="000000"/>
-              </w:pBdr>
-              <w:spacing w:before="100" w:after="100"/>
-              <w:ind w:left="100" w:right="100"/>
-              <w:rPr>
-                <w:rFonts w:ascii="Arial" w:eastAsia="Arial" w:hAnsi="Arial" w:cs="Arial"/>
-                <w:color w:val="000000"/>
-                <w:sz w:val="22"/>
-                <w:szCs w:val="22"/>
-              </w:rPr>
-            </w:pPr>
-            <w:r>
-              <w:rPr>
-                <w:rFonts w:ascii="Arial" w:eastAsia="Arial" w:hAnsi="Arial" w:cs="Arial"/>
-                <w:color w:val="000000"/>
-                <w:sz w:val="22"/>
-                <w:szCs w:val="22"/>
-              </w:rPr>
-              <w:t>1.00</w:t>
-            </w:r>
+            <w:r/>
           </w:p>
         </w:tc>
         <w:tc>
@@ -7203,31 +7179,7 @@
             <w:vAlign w:val="center"/>
           </w:tcPr>
           <w:p>
-            <w:pPr>
-              <w:pBdr>
-                <w:top w:val="none" w:sz="0" w:space="0" w:color="000000"/>
-                <w:left w:val="none" w:sz="0" w:space="0" w:color="000000"/>
-                <w:bottom w:val="none" w:sz="0" w:space="0" w:color="000000"/>
-                <w:right w:val="none" w:sz="0" w:space="0" w:color="000000"/>
-              </w:pBdr>
-              <w:spacing w:before="100" w:after="100"/>
-              <w:ind w:left="100" w:right="100"/>
-              <w:rPr>
-                <w:rFonts w:ascii="Arial" w:eastAsia="Arial" w:hAnsi="Arial" w:cs="Arial"/>
-                <w:color w:val="000000"/>
-                <w:sz w:val="22"/>
-                <w:szCs w:val="22"/>
-              </w:rPr>
-            </w:pPr>
-            <w:r>
-              <w:rPr>
-                <w:rFonts w:ascii="Arial" w:eastAsia="Arial" w:hAnsi="Arial" w:cs="Arial"/>
-                <w:color w:val="000000"/>
-                <w:sz w:val="22"/>
-                <w:szCs w:val="22"/>
-              </w:rPr>
-              <w:t>1.00</w:t>
-            </w:r>
+            <w:r/>
           </w:p>
         </w:tc>
         <w:tc>
@@ -7664,31 +7616,7 @@
             <w:vAlign w:val="center"/>
           </w:tcPr>
           <w:p>
-            <w:pPr>
-              <w:pBdr>
-                <w:top w:val="none" w:sz="0" w:space="0" w:color="000000"/>
-                <w:left w:val="none" w:sz="0" w:space="0" w:color="000000"/>
-                <w:bottom w:val="none" w:sz="0" w:space="0" w:color="000000"/>
-                <w:right w:val="none" w:sz="0" w:space="0" w:color="000000"/>
-              </w:pBdr>
-              <w:spacing w:before="100" w:after="100"/>
-              <w:ind w:left="100" w:right="100"/>
-              <w:rPr>
-                <w:rFonts w:ascii="Arial" w:eastAsia="Arial" w:hAnsi="Arial" w:cs="Arial"/>
-                <w:color w:val="000000"/>
-                <w:sz w:val="22"/>
-                <w:szCs w:val="22"/>
-              </w:rPr>
-            </w:pPr>
-            <w:r>
-              <w:rPr>
-                <w:rFonts w:ascii="Arial" w:eastAsia="Arial" w:hAnsi="Arial" w:cs="Arial"/>
-                <w:color w:val="000000"/>
-                <w:sz w:val="22"/>
-                <w:szCs w:val="22"/>
-              </w:rPr>
-              <w:t>1.00</w:t>
-            </w:r>
+            <w:r/>
           </w:p>
         </w:tc>
         <w:tc>
@@ -8125,31 +8053,7 @@
             <w:vAlign w:val="center"/>
           </w:tcPr>
           <w:p>
-            <w:pPr>
-              <w:pBdr>
-                <w:top w:val="none" w:sz="0" w:space="0" w:color="000000"/>
-                <w:left w:val="none" w:sz="0" w:space="0" w:color="000000"/>
-                <w:bottom w:val="none" w:sz="0" w:space="0" w:color="000000"/>
-                <w:right w:val="none" w:sz="0" w:space="0" w:color="000000"/>
-              </w:pBdr>
-              <w:spacing w:before="100" w:after="100"/>
-              <w:ind w:left="100" w:right="100"/>
-              <w:rPr>
-                <w:rFonts w:ascii="Arial" w:eastAsia="Arial" w:hAnsi="Arial" w:cs="Arial"/>
-                <w:color w:val="000000"/>
-                <w:sz w:val="22"/>
-                <w:szCs w:val="22"/>
-              </w:rPr>
-            </w:pPr>
-            <w:r>
-              <w:rPr>
-                <w:rFonts w:ascii="Arial" w:eastAsia="Arial" w:hAnsi="Arial" w:cs="Arial"/>
-                <w:color w:val="000000"/>
-                <w:sz w:val="22"/>
-                <w:szCs w:val="22"/>
-              </w:rPr>
-              <w:t>1.00</w:t>
-            </w:r>
+            <w:r/>
           </w:p>
         </w:tc>
         <w:tc>
@@ -8586,31 +8490,7 @@
             <w:vAlign w:val="center"/>
           </w:tcPr>
           <w:p>
-            <w:pPr>
-              <w:pBdr>
-                <w:top w:val="none" w:sz="0" w:space="0" w:color="000000"/>
-                <w:left w:val="none" w:sz="0" w:space="0" w:color="000000"/>
-                <w:bottom w:val="none" w:sz="0" w:space="0" w:color="000000"/>
-                <w:right w:val="none" w:sz="0" w:space="0" w:color="000000"/>
-              </w:pBdr>
-              <w:spacing w:before="100" w:after="100"/>
-              <w:ind w:left="100" w:right="100"/>
-              <w:rPr>
-                <w:rFonts w:ascii="Arial" w:eastAsia="Arial" w:hAnsi="Arial" w:cs="Arial"/>
-                <w:color w:val="000000"/>
-                <w:sz w:val="22"/>
-                <w:szCs w:val="22"/>
-              </w:rPr>
-            </w:pPr>
-            <w:r>
-              <w:rPr>
-                <w:rFonts w:ascii="Arial" w:eastAsia="Arial" w:hAnsi="Arial" w:cs="Arial"/>
-                <w:color w:val="000000"/>
-                <w:sz w:val="22"/>
-                <w:szCs w:val="22"/>
-              </w:rPr>
-              <w:t>1.00</w:t>
-            </w:r>
+            <w:r/>
           </w:p>
         </w:tc>
         <w:tc>
@@ -9047,31 +8927,7 @@
             <w:vAlign w:val="center"/>
           </w:tcPr>
           <w:p>
-            <w:pPr>
-              <w:pBdr>
-                <w:top w:val="none" w:sz="0" w:space="0" w:color="000000"/>
-                <w:left w:val="none" w:sz="0" w:space="0" w:color="000000"/>
-                <w:bottom w:val="none" w:sz="0" w:space="0" w:color="000000"/>
-                <w:right w:val="none" w:sz="0" w:space="0" w:color="000000"/>
-              </w:pBdr>
-              <w:spacing w:before="100" w:after="100"/>
-              <w:ind w:left="100" w:right="100"/>
-              <w:rPr>
-                <w:rFonts w:ascii="Arial" w:eastAsia="Arial" w:hAnsi="Arial" w:cs="Arial"/>
-                <w:color w:val="000000"/>
-                <w:sz w:val="22"/>
-                <w:szCs w:val="22"/>
-              </w:rPr>
-            </w:pPr>
-            <w:r>
-              <w:rPr>
-                <w:rFonts w:ascii="Arial" w:eastAsia="Arial" w:hAnsi="Arial" w:cs="Arial"/>
-                <w:color w:val="000000"/>
-                <w:sz w:val="22"/>
-                <w:szCs w:val="22"/>
-              </w:rPr>
-              <w:t>1.00</w:t>
-            </w:r>
+            <w:r/>
           </w:p>
         </w:tc>
         <w:tc>
@@ -9508,31 +9364,7 @@
             <w:vAlign w:val="center"/>
           </w:tcPr>
           <w:p>
-            <w:pPr>
-              <w:pBdr>
-                <w:top w:val="none" w:sz="0" w:space="0" w:color="000000"/>
-                <w:left w:val="none" w:sz="0" w:space="0" w:color="000000"/>
-                <w:bottom w:val="none" w:sz="0" w:space="0" w:color="000000"/>
-                <w:right w:val="none" w:sz="0" w:space="0" w:color="000000"/>
-              </w:pBdr>
-              <w:spacing w:before="100" w:after="100"/>
-              <w:ind w:left="100" w:right="100"/>
-              <w:rPr>
-                <w:rFonts w:ascii="Arial" w:eastAsia="Arial" w:hAnsi="Arial" w:cs="Arial"/>
-                <w:color w:val="000000"/>
-                <w:sz w:val="22"/>
-                <w:szCs w:val="22"/>
-              </w:rPr>
-            </w:pPr>
-            <w:r>
-              <w:rPr>
-                <w:rFonts w:ascii="Arial" w:eastAsia="Arial" w:hAnsi="Arial" w:cs="Arial"/>
-                <w:color w:val="000000"/>
-                <w:sz w:val="22"/>
-                <w:szCs w:val="22"/>
-              </w:rPr>
-              <w:t>1.00</w:t>
-            </w:r>
+            <w:r/>
           </w:p>
         </w:tc>
         <w:tc>
@@ -9969,31 +9801,7 @@
             <w:vAlign w:val="center"/>
           </w:tcPr>
           <w:p>
-            <w:pPr>
-              <w:pBdr>
-                <w:top w:val="none" w:sz="0" w:space="0" w:color="000000"/>
-                <w:left w:val="none" w:sz="0" w:space="0" w:color="000000"/>
-                <w:bottom w:val="none" w:sz="0" w:space="0" w:color="000000"/>
-                <w:right w:val="none" w:sz="0" w:space="0" w:color="000000"/>
-              </w:pBdr>
-              <w:spacing w:before="100" w:after="100"/>
-              <w:ind w:left="100" w:right="100"/>
-              <w:rPr>
-                <w:rFonts w:ascii="Arial" w:eastAsia="Arial" w:hAnsi="Arial" w:cs="Arial"/>
-                <w:color w:val="000000"/>
-                <w:sz w:val="22"/>
-                <w:szCs w:val="22"/>
-              </w:rPr>
-            </w:pPr>
-            <w:r>
-              <w:rPr>
-                <w:rFonts w:ascii="Arial" w:eastAsia="Arial" w:hAnsi="Arial" w:cs="Arial"/>
-                <w:color w:val="000000"/>
-                <w:sz w:val="22"/>
-                <w:szCs w:val="22"/>
-              </w:rPr>
-              <w:t>1.00</w:t>
-            </w:r>
+            <w:r/>
           </w:p>
         </w:tc>
         <w:tc>
@@ -10430,31 +10238,7 @@
             <w:vAlign w:val="center"/>
           </w:tcPr>
           <w:p>
-            <w:pPr>
-              <w:pBdr>
-                <w:top w:val="none" w:sz="0" w:space="0" w:color="000000"/>
-                <w:left w:val="none" w:sz="0" w:space="0" w:color="000000"/>
-                <w:bottom w:val="none" w:sz="0" w:space="0" w:color="000000"/>
-                <w:right w:val="none" w:sz="0" w:space="0" w:color="000000"/>
-              </w:pBdr>
-              <w:spacing w:before="100" w:after="100"/>
-              <w:ind w:left="100" w:right="100"/>
-              <w:rPr>
-                <w:rFonts w:ascii="Arial" w:eastAsia="Arial" w:hAnsi="Arial" w:cs="Arial"/>
-                <w:color w:val="000000"/>
-                <w:sz w:val="22"/>
-                <w:szCs w:val="22"/>
-              </w:rPr>
-            </w:pPr>
-            <w:r>
-              <w:rPr>
-                <w:rFonts w:ascii="Arial" w:eastAsia="Arial" w:hAnsi="Arial" w:cs="Arial"/>
-                <w:color w:val="000000"/>
-                <w:sz w:val="22"/>
-                <w:szCs w:val="22"/>
-              </w:rPr>
-              <w:t>1.00</w:t>
-            </w:r>
+            <w:r/>
           </w:p>
         </w:tc>
         <w:tc>
@@ -10476,31 +10260,7 @@
             <w:vAlign w:val="center"/>
           </w:tcPr>
           <w:p>
-            <w:pPr>
-              <w:pBdr>
-                <w:top w:val="none" w:sz="0" w:space="0" w:color="000000"/>
-                <w:left w:val="none" w:sz="0" w:space="0" w:color="000000"/>
-                <w:bottom w:val="none" w:sz="0" w:space="0" w:color="000000"/>
-                <w:right w:val="none" w:sz="0" w:space="0" w:color="000000"/>
-              </w:pBdr>
-              <w:spacing w:before="100" w:after="100"/>
-              <w:ind w:left="100" w:right="100"/>
-              <w:rPr>
-                <w:rFonts w:ascii="Arial" w:eastAsia="Arial" w:hAnsi="Arial" w:cs="Arial"/>
-                <w:color w:val="000000"/>
-                <w:sz w:val="22"/>
-                <w:szCs w:val="22"/>
-              </w:rPr>
-            </w:pPr>
-            <w:r>
-              <w:rPr>
-                <w:rFonts w:ascii="Arial" w:eastAsia="Arial" w:hAnsi="Arial" w:cs="Arial"/>
-                <w:color w:val="000000"/>
-                <w:sz w:val="22"/>
-                <w:szCs w:val="22"/>
-              </w:rPr>
-              <w:t>1.00</w:t>
-            </w:r>
+            <w:r/>
           </w:p>
         </w:tc>
         <w:tc>
@@ -12184,31 +11944,7 @@
             <w:vAlign w:val="center"/>
           </w:tcPr>
           <w:p>
-            <w:pPr>
-              <w:pBdr>
-                <w:top w:val="none" w:sz="0" w:space="0" w:color="000000"/>
-                <w:left w:val="none" w:sz="0" w:space="0" w:color="000000"/>
-                <w:bottom w:val="none" w:sz="0" w:space="0" w:color="000000"/>
-                <w:right w:val="none" w:sz="0" w:space="0" w:color="000000"/>
-              </w:pBdr>
-              <w:spacing w:before="100" w:after="100"/>
-              <w:ind w:left="100" w:right="100"/>
-              <w:rPr>
-                <w:rFonts w:ascii="Arial" w:eastAsia="Arial" w:hAnsi="Arial" w:cs="Arial"/>
-                <w:color w:val="000000"/>
-                <w:sz w:val="22"/>
-                <w:szCs w:val="22"/>
-              </w:rPr>
-            </w:pPr>
-            <w:r>
-              <w:rPr>
-                <w:rFonts w:ascii="Arial" w:eastAsia="Arial" w:hAnsi="Arial" w:cs="Arial"/>
-                <w:color w:val="000000"/>
-                <w:sz w:val="22"/>
-                <w:szCs w:val="22"/>
-              </w:rPr>
-              <w:t>1.00</w:t>
-            </w:r>
+            <w:r/>
           </w:p>
         </w:tc>
         <w:tc>
@@ -12230,31 +11966,7 @@
             <w:vAlign w:val="center"/>
           </w:tcPr>
           <w:p>
-            <w:pPr>
-              <w:pBdr>
-                <w:top w:val="none" w:sz="0" w:space="0" w:color="000000"/>
-                <w:left w:val="none" w:sz="0" w:space="0" w:color="000000"/>
-                <w:bottom w:val="none" w:sz="0" w:space="0" w:color="000000"/>
-                <w:right w:val="none" w:sz="0" w:space="0" w:color="000000"/>
-              </w:pBdr>
-              <w:spacing w:before="100" w:after="100"/>
-              <w:ind w:left="100" w:right="100"/>
-              <w:rPr>
-                <w:rFonts w:ascii="Arial" w:eastAsia="Arial" w:hAnsi="Arial" w:cs="Arial"/>
-                <w:color w:val="000000"/>
-                <w:sz w:val="22"/>
-                <w:szCs w:val="22"/>
-              </w:rPr>
-            </w:pPr>
-            <w:r>
-              <w:rPr>
-                <w:rFonts w:ascii="Arial" w:eastAsia="Arial" w:hAnsi="Arial" w:cs="Arial"/>
-                <w:color w:val="000000"/>
-                <w:sz w:val="22"/>
-                <w:szCs w:val="22"/>
-              </w:rPr>
-              <w:t>1.00</w:t>
-            </w:r>
+            <w:r/>
           </w:p>
         </w:tc>
         <w:tc>
